--- a/example_articles/occupations/Multiple/6.occupations_Multiple_Other_publisher.docx
+++ b/example_articles/occupations/Multiple/6.occupations_Multiple_Other_publisher.docx
@@ -27,17 +27,17 @@
     </w:p>
     <w:p>
       <w:r>
-        <w:t>Source File: Other publishers/Files (500) (25).DOCX</w:t>
+        <w:t>Source file: Other publishers/Files (500) (25).DOCX</w:t>
       </w:r>
     </w:p>
     <w:p>
       <w:r>
-        <w:t>Raw locations result: ['Massachusetts', 'New York', 'Rhode Island', 'Maryland']</w:t>
+        <w:t>Raw occupations result, 'occupations': ['Politics and Public Service (elected officials, legislative staff)', 'Law and Legal Services (lawyers, law clinic director)', 'Nonprofit/Community Programs (school service program administrator)', 'Environmental Work (environmental advocacy/litigation)', 'Other (student workers/legislative pages)']</w:t>
       </w:r>
     </w:p>
     <w:p>
       <w:r>
-        <w:t>occupations_stand_flat (Standardized): Multiple</w:t>
+        <w:t>Standardized occupations result, 'occupations_stand_flat': Multiple</w:t>
       </w:r>
     </w:p>
     <w:p>

--- a/example_articles/occupations/Multiple/6.occupations_Multiple_Other_publisher.docx
+++ b/example_articles/occupations/Multiple/6.occupations_Multiple_Other_publisher.docx
@@ -7,7 +7,7 @@
         <w:pStyle w:val="Heading1"/>
       </w:pPr>
       <w:r>
-        <w:t>Fire aftermath cools disco beat in NYC</w:t>
+        <w:t>No NYC 'News' means bad news</w:t>
       </w:r>
     </w:p>
     <w:p>
@@ -17,22 +17,22 @@
     </w:p>
     <w:p>
       <w:r>
-        <w:t>Date: 1990-06-01</w:t>
+        <w:t>Date: 1990-11-20</w:t>
       </w:r>
     </w:p>
     <w:p>
       <w:r>
-        <w:t>Section: NEWS; Pg. 3A</w:t>
+        <w:t>Section: NEWS; Pg. 7A; Statesline</w:t>
       </w:r>
     </w:p>
     <w:p>
       <w:r>
-        <w:t>Source file: Other publishers/Files (500) (25).DOCX</w:t>
+        <w:t>Source file: Other publishers/Files (500) (27).DOCX</w:t>
       </w:r>
     </w:p>
     <w:p>
       <w:r>
-        <w:t>Raw occupations result, 'occupations': ['Politics and Public Service (elected officials, legislative staff)', 'Law and Legal Services (lawyers, law clinic director)', 'Nonprofit/Community Programs (school service program administrator)', 'Environmental Work (environmental advocacy/litigation)', 'Other (student workers/legislative pages)']</w:t>
+        <w:t>Raw occupations result, 'occupations': ['Service', 'Transportation']</w:t>
       </w:r>
     </w:p>
     <w:p>
@@ -49,49 +49,61 @@
     </w:p>
     <w:p>
       <w:r>
-        <w:t>A hypnotic merengue beat pulses across the Voices Latin Disco under Tremont Avenue. Twirling bodies sway in the red and blue lights, bottles of Bacardi and Coke wait at the tables.</w:t>
+        <w:t>''It's like a death in the family … a tragedy.'' - Victor Navasky, 58, a New Yorker who is editor of The Nation magazine</w:t>
         <w:br/>
-        <w:t>It's the usual Saturday night dance in the Bronx. But this weekend, like every weekend since March 25, there are fewer dancers.</w:t>
+        <w:t xml:space="preserve"> </w:t>
         <w:br/>
-        <w:t>Two months after a fire killed 87 people at the Happy Land Social Club near here, the Voices is among a handful of clubs still legally open.</w:t>
+        <w:t xml:space="preserve"> NEW YORK - New York without the Daily News is like the city skyline without the Empire State Building.</w:t>
         <w:br/>
-        <w:t>Once a cheap alternative to expensive Manhattan discos, most of the illegal clubs - fraught with safety violations and lacking licenses - are now closed. The few left aren't drawing big crowds. Many poor and working-class Hispanics are staying home.</w:t>
+        <w:t>Before the current, bitter 3-week-old strike, the city's biggest tabloid was a ritual read for many of the 1.1 million who bought it daily. On subways, it was a ubiquitous presence in the hands of straphangers. Now, it is a rarity.</w:t>
         <w:br/>
-        <w:t>Cuban immigrant Julio Gonzales pleaded not guilty to starting the fire, the USA's deadliest in 13 years. Prosecutors say Gonzales, 36, torched the club after a fight with his girlfriend.</w:t>
+        <w:t>Even at New York's famous Horn &amp; Hardart Automat, next door to The Daily News Building on 42nd Street, no customers sipping coffee can be found poring over its black and white pages.</w:t>
         <w:br/>
-        <w:t>Since March, a massive crackdown has thrown a curtain of steel security gates down on hundreds of illegal social clubs. Where once merengue and salsa poured out of doors on nearly every block, now the music wafts mostly from passing cars. Only the gaudy lights of all-night bodega groceries and take- out chicken joints call out in the rolling streets of Tremont.</w:t>
+        <w:t>The newspaper is still being printed. But throughout the city, newsdealers at sidewalk kiosks, booths and tobacco stores, intimidated by fears and threats of violence, have balked at selling New York's ''hometown paper.''</w:t>
         <w:br/>
-        <w:t>''It's increasingly difficult to find'' illegal clubs, says Police Deputy Inspector Jesse Peterman. ''There's been a dramatic reduction. We feel that the program has been successful.''</w:t>
+        <w:t>Fear isn't unfounded. About 100 delivery trucks have been burned or otherwise damaged, newsstand locks glued shut and dozens of union members arrested.</w:t>
         <w:br/>
-        <w:t>Juan Cotto agrees.</w:t>
+        <w:t>About 2,600 workers in nine unions remain out on strike, including 230 of 350 newsroom employees.</w:t>
         <w:br/>
-        <w:t>''They shut all the clubs down,'' said Cotto, a musician who last week played his first post-fire date at the Sombrero Club on Jerome Avenue.</w:t>
+        <w:t>Increasingly, the strike is less a strike than a dance of death, a slow, stubborn self-destructive labor-management pas de deux.</w:t>
         <w:br/>
-        <w:t>Although a city social club task force has spread citywide, Bronx club owners say they've been hit hardest. Borough numbers are unavailable, but 361 clubs have been ordered vacated in New York, 96 for repeat violations.</w:t>
+        <w:t>There has been little negotiating, and a settlement is nowhere in sight. The Daily News says costly union work rules are at issue. The unions say they'll make concessions if the paper opens its books.</w:t>
         <w:br/>
-        <w:t>Like the Happy Land, most of the closed clubs were riddled with violations. They didn't have fire exits - or exit signs, sprinklers, alarm systems, emergency lights, occupancy permits or liquor licenses.</w:t>
+        <w:t>On the streets, the paper's absence is being felt even by those who didn't read it.</w:t>
         <w:br/>
-        <w:t>Says New York Fire Department Assistant Commissioner John Mulligan: ''This time we mean business.''</w:t>
+        <w:t>''It's like a death in the family … a tragedy,'' says Victor Navasky, 58, editor of The Nation magazine. Brought up in a family that wouldn't read the paper because at the time it smeared leftist politicians, he later came to count on the tabloid for its columns and solid coverage of local news. Like many, he assumed it would be around forever.</w:t>
         <w:br/>
-        <w:t>And that's bad for business.</w:t>
+        <w:t>Indeed, for those accustomed to seeing it, the paper's front page was as distinct and forceful a presence as the face of a parent or boisterous old aunt. Its pages were a concentrate of the city, written in the poetry of a grit that made obvious the inescapable - that New York is a city like no other.</w:t>
         <w:br/>
-        <w:t>''It's getting worse and worse,'' says Tito Lopez, owner of Voices, whose 360-person ballroom drew just 150 dancers on a recent Saturday night. The club, where men are frisked and women searched with a hand-held metal detector at the door, charges a Manhattan-style $ 20 cover, steep compared with Happy Land's $ 5 fee.</w:t>
+        <w:t>Of course, these days the snap is out of the city's fingers, the rhythm gone from its walk, New York's fiscal tap is running red ink, and its icons are in retreat. Ed Koch is 11 months out of office, Donald Trump toppled from his glitzy perch, George Steinbrenner booted from Yankee Stadium, Darryl Strawberry in flight to Los Angeles.</w:t>
         <w:br/>
-        <w:t>''There's nobody here. There's no money to pay my workers,'' Lopez says.</w:t>
+        <w:t>And now the Daily News' best-known reporters and columnists, voices that helped the city think, have packed up their bylines for other papers and TV.</w:t>
         <w:br/>
-        <w:t>The club has been burglarized twice since officials ordered its security gates removed. And a second, $ 250,000 club upstairs is idle because red tape has held up an assembly permit. Since the fire, Lopez says, ''everything is taking so long.''</w:t>
+        <w:t>The strike also has New Yorkers at each others' throats. Some blame decades of union featherbedding and labor for economically killing the paper. Others say the paper's parent company, the Chicago-based Tribune Co., is a union-busting vampire sucking the blood of its workers.</w:t>
         <w:br/>
-        <w:t>City officials aren't the only ones taking precautions.</w:t>
+        <w:t>On subway platforms, city dwellers argue loudly over the morality of buying the Daily News from homeless men whom management gives the papers to for free for risking their necks and putting up with abuse.</w:t>
         <w:br/>
-        <w:t>Radhames Melo, 29, ''used to go to any hole,'' he says. Now, says the Dominican salesman, on his way into the Astromundo Club, he's more careful.</w:t>
+        <w:t>''It's ugly,'' says Sidney Zion, a novelist and veteran of the press. ''The city feels naked without the News.''</w:t>
         <w:br/>
-        <w:t>So is the Astromundo, which advertises its live acts on local Spanish TV and radio. The now-legal club was closed for a month after the Happy Land fire because it didn't have an occupancy certificate. Patrons recall there used to be locks on a back exit. Now, they say, the club has cleaned up its act.</w:t>
+        <w:t>In the borough of Queens, the paper's blue-collar heartland, the Daily News is absent in bars like Breslin &amp; Sweeney's. Though it was a family tradition for many because it spoke their language chasing down stories of City Hall, the cops and the underworld, nostalgia for the paper has its limits. Sympathy for the working person, especially in tough times like these, runs deep.</w:t>
         <w:br/>
-        <w:t>That's good enough for Ada Santiago, 18, who lost two friends at the Happy Land. The Puerto Rican high school student, who comes to the Astromundo to dance, says she ''stayed away for a month, then I started coming back. I thought it was never going to happen again.''</w:t>
+        <w:t>There are those like waitress Karen Jones, 27, who misses her horoscope and says she needs the paper's working-class want ads. Others in this city of immigrants, like Pakistani cab driver Fazlerab Khan, 49, miss it because ''it was easy to read.''</w:t>
         <w:br/>
-        <w:t>But it might. Most club goers say the first thing they now do is check the exits.</w:t>
+        <w:t>Of course, other New York papers once seemed indispensable - the World, the Mirror, the Herald, the Journal and especially the Tribune.</w:t>
         <w:br/>
-        <w:t>''When we came down the steps we joked about if there was a fire how would we get out,'' says Angel Estrella, 21, a Puerto Rican clerk dancing at Voices. But ''it didn't stop me. … This is something people will never stop doing. They just want to have fun.''</w:t>
+        <w:t>''Such is the fickleness of human nature,'' says New Yorker writer Brendan Gill. ''We got along without them.''</w:t>
+        <w:br/>
+        <w:t xml:space="preserve"> TEXT OF GRAPHIC</w:t>
+        <w:br/>
+        <w:t>'Daily News' in decline</w:t>
+        <w:br/>
+        <w:t xml:space="preserve"> Striking unions estimate New York Daily News circulation has dropped as low as 100,000 since the strike began Oct. 25. The newspaper says it is delivering about 200,000 papers to subscribers daily. Circulation as of Sept. 30: </w:t>
+        <w:br/>
+        <w:t>1 - Unaudited</w:t>
+        <w:br/>
+        <w:t>COMPLETE TEXT NOT AVAILABLE</w:t>
+        <w:br/>
+        <w:t>Source: Audit Bureau of Circulation</w:t>
         <w:br/>
         <w:br/>
         <w:t>Graphic</w:t>
@@ -99,11 +111,11 @@
         <w:br/>
         <w:t xml:space="preserve"> </w:t>
         <w:br/>
-        <w:t>PHOTO; b/w, Carol Halebian (Jose Ramirez); PHOTO; b/w, Mario Suriani, AP (Fires, Happy Land Social Club); PHOTO; b/w, Carol Halebian (Ada Santiago)</w:t>
+        <w:t>b/w, Julie Stacey, USA TODAY, Source: Audit Bureau of Circulation; PHOTO; b/w, Mark Lennihan, AP</w:t>
         <w:br/>
         <w:t xml:space="preserve"> </w:t>
         <w:br/>
-        <w:t>CUTLINE: JOSE RAMIREZ: Owns Astromundo Club in the Bronx CUTLINE: GRIM REMINDER: Flowers and banners mark the entrance of the once- popular Happy Land Social Club in the Bronx, where a fire killed 87 people two months ago. CUTLINE: SANTIAGO: Puerto Rican high schooler lost two friends at Happy Land, but still goes dancing after staying away a month.</w:t>
+        <w:t>CUTLINE: BITTER TOSS: Tom Pennacchio, of Local 3 of the Newspaper Guild of America, throws 'Daily News' papers into the air outside the newspaper's offices in midtown New York.</w:t>
       </w:r>
     </w:p>
     <w:sectPr>

--- a/example_articles/occupations/Multiple/6.occupations_Multiple_Other_publisher.docx
+++ b/example_articles/occupations/Multiple/6.occupations_Multiple_Other_publisher.docx
@@ -7,7 +7,7 @@
         <w:pStyle w:val="Heading1"/>
       </w:pPr>
       <w:r>
-        <w:t>No NYC 'News' means bad news</w:t>
+        <w:t>The Bush presidency: Far-reaching changes</w:t>
       </w:r>
     </w:p>
     <w:p>
@@ -17,22 +17,22 @@
     </w:p>
     <w:p>
       <w:r>
-        <w:t>Date: 1990-11-20</w:t>
+        <w:t>Date: 2004-10-10</w:t>
       </w:r>
     </w:p>
     <w:p>
       <w:r>
-        <w:t>Section: NEWS; Pg. 7A; Statesline</w:t>
+        <w:t>Section: NEWS; Pg. 1A</w:t>
       </w:r>
     </w:p>
     <w:p>
       <w:r>
-        <w:t>Source file: Other publishers/Files (500) (27).DOCX</w:t>
+        <w:t>Source file: Other publishers/Files (500) (31).DOCX</w:t>
       </w:r>
     </w:p>
     <w:p>
       <w:r>
-        <w:t>Raw occupations result, 'occupations': ['Service', 'Transportation']</w:t>
+        <w:t>Raw occupations result, 'occupations': ['Service', 'Manufacturing', 'Construction', 'Transportation', 'Administrative/Clerical']</w:t>
       </w:r>
     </w:p>
     <w:p>
@@ -49,61 +49,245 @@
     </w:p>
     <w:p>
       <w:r>
-        <w:t>''It's like a death in the family … a tragedy.'' - Victor Navasky, 58, a New Yorker who is editor of The Nation magazine</w:t>
+        <w:t xml:space="preserve">This story explores President Bush's record while in office. For a look at John Kerry's Senate record, see www.startribune.com/politics </w:t>
         <w:br/>
-        <w:t xml:space="preserve"> </w:t>
+        <w:t>George W. Bush came to the Oval Office vowing to do big things, and he has done them, with big consequences.</w:t>
         <w:br/>
-        <w:t xml:space="preserve"> NEW YORK - New York without the Daily News is like the city skyline without the Empire State Building.</w:t>
+        <w:t xml:space="preserve">     Big tax cuts, big deficits. Sweeping new foreign policy doctrines leading to big military operations. A major expansion of Medicare and a major increase in federal leverage over public schools, just to mention a few of the biggest elements of the four-year record that Bush now takes before the electorate as he seeks four more years.</w:t>
         <w:br/>
-        <w:t>Before the current, bitter 3-week-old strike, the city's biggest tabloid was a ritual read for many of the 1.1 million who bought it daily. On subways, it was a ubiquitous presence in the hands of straphangers. Now, it is a rarity.</w:t>
+        <w:t xml:space="preserve">   "The starting point to understanding the presidency is that never has so much change been accomplished with so little mandate," said Thomas Mann of the Brookings Institution. "Out of a dead-heat election and a highly disputed outcome, Bush has managed to orchestrate huge changes in policy."</w:t>
         <w:br/>
-        <w:t>Even at New York's famous Horn &amp; Hardart Automat, next door to The Daily News Building on 42nd Street, no customers sipping coffee can be found poring over its black and white pages.</w:t>
+        <w:t xml:space="preserve">     Bush responded to the 9/11 attacks by jettisoning the former linchpins of U.S. foreign and national security policy - deterrence and containment. In their place, he embraced a policy of pre-emptive action, with or without international support.</w:t>
         <w:br/>
-        <w:t>The newspaper is still being printed. But throughout the city, newsdealers at sidewalk kiosks, booths and tobacco stores, intimidated by fears and threats of violence, have balked at selling New York's ''hometown paper.''</w:t>
+        <w:t xml:space="preserve">     The results of that policy, mainly in Iraq, are now at the center of the argument over whether Bush has made America safer or more vulnerable.</w:t>
         <w:br/>
-        <w:t>Fear isn't unfounded. About 100 delivery trucks have been burned or otherwise damaged, newsstand locks glued shut and dozens of union members arrested.</w:t>
+        <w:t xml:space="preserve">     On fiscal matters, Bush has bet his presidency on big tax cuts. He has now signed four of them, including the biggest in U.S. history. During his term the economy slipped into, then out of, recession. It lost jobs over the Bush term, but gained some in the past year. Overall, during his term, unemployment and the number of families living in poverty have risen.</w:t>
         <w:br/>
-        <w:t>About 2,600 workers in nine unions remain out on strike, including 230 of 350 newsroom employees.</w:t>
+        <w:t xml:space="preserve">     Bush argues that his tax cuts helped make the recession shallow and short and helped the economy weather other stresses, such as the impact of Sept. 11, 2001. His critics say the tax cuts were too big and too generous to the rich, and contributed too much to the return of federal deficits, which have hit record highs each of the past two years.</w:t>
         <w:br/>
-        <w:t>Increasingly, the strike is less a strike than a dance of death, a slow, stubborn self-destructive labor-management pas de deux.</w:t>
+        <w:t xml:space="preserve">     On domestic policy, Bush's No Child Left Behind law greatly increased federal influence over public schools in the name of raising standards and increasing accountability. Bush's critics say he gave the schools a tough challenge but not the aid they need to meet it. And Bush pushed through Congress a prescription drug subsidy for Medicare, the biggest expansion of that program since it was enacted in 1965.</w:t>
         <w:br/>
-        <w:t>There has been little negotiating, and a settlement is nowhere in sight. The Daily News says costly union work rules are at issue. The unions say they'll make concessions if the paper opens its books.</w:t>
+        <w:t xml:space="preserve">     Bush has been called "the accidental radical." The phrase, coined by journalist Jonathan Rauch in a July 2003 National Journal assessment of the Bush term, suggests that, as the product of a rich family and a Yale and Harvard education, Bush might have been an affable, traditional conservative - if not for 9/11.</w:t>
         <w:br/>
-        <w:t>On the streets, the paper's absence is being felt even by those who didn't read it.</w:t>
+        <w:t xml:space="preserve">     This might be true in foreign policy. The fight against terror converted him from a standard-issue conservative into a neo-conservative true believer, ready to use American might to spread democracy.</w:t>
         <w:br/>
-        <w:t>''It's like a death in the family … a tragedy,'' says Victor Navasky, 58, editor of The Nation magazine. Brought up in a family that wouldn't read the paper because at the time it smeared leftist politicians, he later came to count on the tabloid for its columns and solid coverage of local news. Like many, he assumed it would be around forever.</w:t>
+        <w:t xml:space="preserve">     On many issues, foreign and domestic, Bush's governing style is marked by a no-regrets certainty that has become a hallmark of his presidency.</w:t>
         <w:br/>
-        <w:t>Indeed, for those accustomed to seeing it, the paper's front page was as distinct and forceful a presence as the face of a parent or boisterous old aunt. Its pages were a concentrate of the city, written in the poetry of a grit that made obvious the inescapable - that New York is a city like no other.</w:t>
+        <w:t xml:space="preserve">     Critics, including his opponent, Sen. John Kerry, portray it as a stubborn refusal to acknowledge error or change policies in light of changing evidence, especially on Iraq. In a famous moment during a news conference, Bush was unable to recall any errors he had made as president. Bush once said to author Bob Woodward: "I haven't suffered doubt. I hope I'm able to convey that in a humble way."</w:t>
         <w:br/>
-        <w:t>Of course, these days the snap is out of the city's fingers, the rhythm gone from its walk, New York's fiscal tap is running red ink, and its icons are in retreat. Ed Koch is 11 months out of office, Donald Trump toppled from his glitzy perch, George Steinbrenner booted from Yankee Stadium, Darryl Strawberry in flight to Los Angeles.</w:t>
+        <w:t xml:space="preserve">     Bush supporters portray the same quality as the admirable consistency of man of deep underlying principles who knows where he stands and isn't afraid to say so.</w:t>
         <w:br/>
-        <w:t>And now the Daily News' best-known reporters and columnists, voices that helped the city think, have packed up their bylines for other papers and TV.</w:t>
+        <w:t xml:space="preserve">     Some analysts attribute Bush's certainty to his faith. In his autobiography, "A Charge to Keep," Bush wrote that a 1985 conversation with evangelist Billy Graham "planted a mustard seed in my soul," which grew into a deep religious conviction that saved his marriage and enabled him to stop drinking.</w:t>
         <w:br/>
-        <w:t>The strike also has New Yorkers at each others' throats. Some blame decades of union featherbedding and labor for economically killing the paper. Others say the paper's parent company, the Chicago-based Tribune Co., is a union-busting vampire sucking the blood of its workers.</w:t>
+        <w:t xml:space="preserve">     When Woodward asked him whether he had talked to his father, the former president, about his decisions on Iraq, Bush replied: "You know, he is the wrong father to appeal to in terms of strength. There is a higher Father that I appeal to."</w:t>
         <w:br/>
-        <w:t>On subway platforms, city dwellers argue loudly over the morality of buying the Daily News from homeless men whom management gives the papers to for free for risking their necks and putting up with abuse.</w:t>
+        <w:t xml:space="preserve">     Bush calls himself a "compassionate conservative," but his presidency may be radically changing the contemporary meaning of the word "conservative." He has embraced changes that would not have been considered "conservative" a generation ago. Foreign policy conservatives used to be reluctant to get U.S. forces drawn into long-term "nation-building" missions. Fiscal conservatives favored smaller government, argued that educational policy should be left to the states, worried about the cost of the big entitlement programs like Medicare and preached the importance of balanced budgets.</w:t>
         <w:br/>
-        <w:t>''It's ugly,'' says Sidney Zion, a novelist and veteran of the press. ''The city feels naked without the News.''</w:t>
+        <w:t xml:space="preserve">     Then came George W. Bush.</w:t>
         <w:br/>
-        <w:t>In the borough of Queens, the paper's blue-collar heartland, the Daily News is absent in bars like Breslin &amp; Sweeney's. Though it was a family tradition for many because it spoke their language chasing down stories of City Hall, the cops and the underworld, nostalgia for the paper has its limits. Sympathy for the working person, especially in tough times like these, runs deep.</w:t>
+        <w:t xml:space="preserve">     Big tax cuts</w:t>
         <w:br/>
-        <w:t>There are those like waitress Karen Jones, 27, who misses her horoscope and says she needs the paper's working-class want ads. Others in this city of immigrants, like Pakistani cab driver Fazlerab Khan, 49, miss it because ''it was easy to read.''</w:t>
+        <w:t xml:space="preserve">     When Bush ran for president in 2000, the government was projecting future surpluses big enough to pay off the national debt. Bush argued that surplus dollars belong to those who earn them, not to the government. The central proposal of his candidacy was a large across-the-board tax cut.</w:t>
         <w:br/>
-        <w:t>Of course, other New York papers once seemed indispensable - the World, the Mirror, the Herald, the Journal and especially the Tribune.</w:t>
+        <w:t xml:space="preserve">     By the time he became president, the long boom of the 1990s was ending and surplus projections were shrinking. Bush pushed for the same tax cuts with a new rationale - economic stimulus. In June 2001, Bush signed a bill that reduced taxes by a projected $1.35 trillion through 2011. It lowered the rate on every bracket of the income tax, eliminated the so-called marriage penalty, expanded the child tax credit and phased out the tax on large estates.</w:t>
         <w:br/>
-        <w:t>''Such is the fickleness of human nature,'' says New Yorker writer Brendan Gill. ''We got along without them.''</w:t>
+        <w:t xml:space="preserve">     The bill that passed was smaller and less favorable to top income earners than the version Bush preferred, but it still was the biggest tax cut in U.S. history.</w:t>
         <w:br/>
-        <w:t xml:space="preserve"> TEXT OF GRAPHIC</w:t>
+        <w:t xml:space="preserve">     In 2002 and 2003, Bush signed two more tax cuts that reduced taxes on dividends and capital gains, allowed faster write-offs for business investments, and accelerated some of the rate cuts scheduled in the 2001 bill. This month, Bush signed another tax cut. This one was a stopgap measure, postponing the expiration of some of the earlier cuts. In his current campaign, Bush advocates making all the tax cuts permanent.</w:t>
         <w:br/>
-        <w:t>'Daily News' in decline</w:t>
+        <w:t xml:space="preserve">     Bush describes his tax cuts as an absolute good without reference to any kind of cost-benefit analysis. For example, in a September campaign rally in Pennsylvania, he said: "We unleashed the energy and innovative spirit of America with the largest tax relief in a generation. The entrepreneurial spirit is strong. The small business sector of our economy is strong. And tax relief helps strengthen it."</w:t>
         <w:br/>
-        <w:t xml:space="preserve"> Striking unions estimate New York Daily News circulation has dropped as low as 100,000 since the strike began Oct. 25. The newspaper says it is delivering about 200,000 papers to subscribers daily. Circulation as of Sept. 30: </w:t>
+        <w:t xml:space="preserve">     All federal income tax payers received some relief from Bush's bills. But critics have argued that if Bush really wanted to stimulate the economy, he should have put more dollars into the pockets of poor and middle-class Americans, who would be more likely to spend them. Those in the upper 1 percent of income earners got an average tax cut of $78,460, according to congressional Democrats. Those in the bottom 20 percent averaged $250 per household.</w:t>
         <w:br/>
-        <w:t>1 - Unaudited</w:t>
+        <w:t xml:space="preserve">     Bush has emphasized particular categories of poor or middle-class taxpayers who benefitted, such as those with several dependent children, and those who benefit from the marriage penalty relief. His rhetoric also features working-class Americans whose entire federal income tax liability was eliminated.</w:t>
         <w:br/>
-        <w:t>COMPLETE TEXT NOT AVAILABLE</w:t>
+        <w:t xml:space="preserve">     In August, the Congressional Budget Office (CBO), which is led by a former Bush economist, found that one third of all the tax relief had gone to the richest 1 percent, a group with an average income of $1.2 million.</w:t>
         <w:br/>
-        <w:t>Source: Audit Bureau of Circulation</w:t>
+        <w:t xml:space="preserve">     The CBO also concluded that the effect of the tax cuts had been to shift the overall burden of federal taxes slightly away from the top and the bottom and more onto the middle class.</w:t>
+        <w:br/>
+        <w:t xml:space="preserve">     Big deficits</w:t>
+        <w:br/>
+        <w:t xml:space="preserve">     A preference for lower taxes has long been part of Republican conservatism. But, before the Reagan era, tax-cut advocacy was linked to spending cuts and an overall goal of balanced budgets. President Ronald Reagan pushed through big tax cuts early in his term, but in his second term signed tax increases designed to restrain the exploding deficit.</w:t>
+        <w:br/>
+        <w:t xml:space="preserve">     Bush's critics, such as Sen. Russ Feingold, D-Wis., argue that the long-term damage to the economy from rising deficits will do more harm than the stimulative value of the tax cuts will do good, and future generations will be left with the debt.</w:t>
+        <w:br/>
+        <w:t xml:space="preserve">     During Bush's term, the federal budget has undergone a sharp reversal from projected surpluses to deficits. Bush argues that the return of deficits is attributable to the weak economy and new spending necessary for the war on terrorism, as well as the tax cuts.</w:t>
+        <w:br/>
+        <w:t xml:space="preserve">     In April 2001, Bush's Office of Management and Budget (OMB) projected that the federal government would generate a $1.3 trillion surplus during the four years ahead. In July 2004, when the OMB recalculated, it found a four-year deficit of $850 billion.</w:t>
+        <w:br/>
+        <w:t xml:space="preserve">     That $2.1 trillion swing toward red ink was attributable to $1 trillion of revenue shortfall caused by the poor economy, $621 billion worth of tax cuts and $470 billion of new spending, with much but not all of the new spending attributable to national security.</w:t>
+        <w:br/>
+        <w:t xml:space="preserve">     According to the OMB study, there would have been deficits in 2003 and 2004 even if there had been no tax cuts, but they would have been about half as large.</w:t>
+        <w:br/>
+        <w:t xml:space="preserve">     This year's projected $422 billion deficit will be the largest ever in dollar terms, although not as a percentage of GDP (gross domestic product). Bush now says he will cut it by half in 2009, the year he would leave office if he wins a second term.</w:t>
+        <w:br/>
+        <w:t xml:space="preserve">     "That's his stated goal," said Bob Bixby of the Concord Coalition, a nonpartisan organization that advocates a balanced budget, "but the plan for getting there relies on a number of omissions and optimistic assumptions."</w:t>
+        <w:br/>
+        <w:t xml:space="preserve">     For example, Bixby said, Bush has not budgeted any funds to continue the war in Iraq nor to prevent the alternative minimum tax from imposing a substantial tax hike on the middle class. Bixby says it will be expensive to shelter the middle class. Bush's second-term deficit projections also assume that nondefense spending will be frozen for the next four years, although it has grown steadily during Bush's first term, Bixby said.</w:t>
+        <w:br/>
+        <w:t xml:space="preserve">     Foreign policy</w:t>
+        <w:br/>
+        <w:t xml:space="preserve">     The attacks of Sept. 11, 2001, changed everything. They made Bush into a war president, a symbol of a new national unity to do whatever it took to bring the perpetrators to justice and prevent future attacks. For many of his supporters, the fact that no subsequent terrorist attacks have occurred on U.S. soil is a prime reason Bush deserves reelection.</w:t>
+        <w:br/>
+        <w:t xml:space="preserve">     With tremendous national and international support, including U.N. backing, Bush authorized military action to overthrow the Taliban rulers of Afghanistan. Al-Qaida leader Osama bin Laden and Taliban leader Mullah Muhammad Omar have not been captured and their whereabouts are still unknown. Bush once said that his attitude toward Bin Laden was like the "old poster out West that says: 'Wanted, dead or alive.' He more recently described himself as "not that concerned about [Bin Laden]." Many other high-ranking Al-Qaida officials have been captured or killed.</w:t>
+        <w:br/>
+        <w:t xml:space="preserve">     In September 2002, the revised National Security Strategy of the United States presented an overview of Bush's global policy for fighting terrorism. The document argued that the Cold War doctrines of containment and deterrence don't apply to the war against terrorism and must be replaced by a strategy of preemptive actions.</w:t>
+        <w:br/>
+        <w:t xml:space="preserve">     The unity behind Bush's leadership began to splinter in 2002, as he shifted focus to the overthrow of Saddam Hussein in Iraq. The public justification for a U.S. troop buildup around Iraq relied on the assertion that Saddam Hussein had illegal stockpiles of chemical and biological weapons, was getting close to developing a nuclear weapon, and might give such weapons to terrorist groups.</w:t>
+        <w:br/>
+        <w:t xml:space="preserve">     Bush succeeded in getting a tough new U.N. resolution on Iraq and a congressional vote authorizing military action. Kerry voted aye.</w:t>
+        <w:br/>
+        <w:t xml:space="preserve">     Under this pressure, Saddam allowed U.N. inspectors to return, after a four-year absence. The inspectors filed a series of mixed reports. They could find no weapons, but Saddam could not satisfy them that he had destroyed all the chemical and biological stockpiles he had formerly possessed.</w:t>
+        <w:br/>
+        <w:t xml:space="preserve">     Bush warned the United Nations to endorse military action or risk becoming irrelevant. France, Germany, Russia and others favored more, tougher inspections. The U.N. deadlock was never resolved and Bush proceeded to take military action with the help of what he called a "coalition of the willing."</w:t>
+        <w:br/>
+        <w:t xml:space="preserve">     Bush emphasizes that dozens of nations have provided various levels of help, from symbolic to logistical. But when the war began in March 2003, the troops comprised 250,00 Americans, 45,000 British and 2,000 Australians.</w:t>
+        <w:br/>
+        <w:t xml:space="preserve">     Critics have said that Bush rushed to war, and that he should have given the inspectors more time, perhaps avoiding the bloodshed entirely. In his 2003 State of the Union address, Bush gave his answer:</w:t>
+        <w:br/>
+        <w:t xml:space="preserve">     "Some have said we must not act until the threat is imminent. Since when have terrorists and tyrants announced their intentions, politely putting us on notice before they strike? If this threat is permitted to fully and suddenly emerge, all actions, all words and all recriminations would come too late."</w:t>
+        <w:br/>
+        <w:t xml:space="preserve">     Contrary to the predictions of many Bush critics, the invasion quickly succeeded, Baghdad was captured and the Middle East did not erupt with anti-American violence.</w:t>
+        <w:br/>
+        <w:t xml:space="preserve">     But many prewar statements by Bush and his top officials about what U.S. troops would find in Iraq have been undermined by events. No stockpiles of weapons of mass destruction (WMD) have been found.</w:t>
+        <w:br/>
+        <w:t xml:space="preserve">     Just last week, the top U.S. weapons inspector reported that Iraq had destroyed its stockpiles of WMD years ago, as Saddam had claimed.</w:t>
+        <w:br/>
+        <w:t xml:space="preserve">     Bush has explicitly acknowledged that no evidence links Saddam to 9/11 and the CIA has found little or no relationship between the Iraqi regime and Al-Qaida. Iraq has been much harder to stabilize and less welcoming to U.S. occupation forces than predicted.</w:t>
+        <w:br/>
+        <w:t xml:space="preserve">     Bush's Iraq policies have attracted critics from across the spectrum, including conservatives such as Pat Buchanan and former members of Bush's own administration.</w:t>
+        <w:br/>
+        <w:t xml:space="preserve">     Bush's former treasury secretary, Paul O'Neill, said Bush sought intelligence to justify Saddam's overthrow, rather than trying to assess the U.S. interest in such a mission. Former White House counterterrorism official Richard Clarke says that if Bush had focused on going after those responsible for 9/11, he might have captured Bin Laden and put Al-Qaida out of business. Instead, Clarke argues, Bush "launched an unnecessary and costly war in Iraq that strengthened the fundamentalist, radical Islamic terrorist movement worldwide."</w:t>
+        <w:br/>
+        <w:t xml:space="preserve">     Paul Bremer, who was the Bush-appointed leader of the Provisional Governing Authority of Iraq until June 2004, has complained that a lack of troops in the early days of the occupation made it impossible to prevent looting or to nip the anti-U.S. insurgency in its early stages.</w:t>
+        <w:br/>
+        <w:t xml:space="preserve">      Bush has relied on the memory of Sept. 11 to argue that the United States cannot wait for perfect intelligence data or for a "permission slip" from other countries to eliminate a threat. Saddam was an evil dictator who murdered and tortured Iraqis and started wars with two of his neighbors, so removing him from power is a benefit in itself, Bush argues.</w:t>
+        <w:br/>
+        <w:t xml:space="preserve">     Bush acknowledges that the lack of WMD has been a surprise, but that Saddam still had the means and intention to develop them.</w:t>
+        <w:br/>
+        <w:t xml:space="preserve">     Bush, who formerly described Saddam as "an ally of Al-Qaida," no longer makes that claim, but says that Saddam has provided aid and shelter to terrorists, and specifically accused Saddam of sheltering Abu Musab al-Zarqawi, who remains active against Americans in Iraq. But a CIA assessment of that issue, which was published last week, found no clear evidence that Saddam helped Al-Zarqawi.</w:t>
+        <w:br/>
+        <w:t xml:space="preserve">     Bush also asserts that the war in Iraq has caused others to rethink their support for terror and their pursuit of WMD.</w:t>
+        <w:br/>
+        <w:t xml:space="preserve">     "Before September the 11th, the ruler in Libya was spending millions to acquire weapons of mass destruction," Bush said in St. Paul in August. "Today, because America and our allies have sent a strong and easy-to-understand message, the leader of Libya abandoned his pursuit of weapons of mass destruction, and America and the world are safer."</w:t>
+        <w:br/>
+        <w:t xml:space="preserve">     Education law</w:t>
+        <w:br/>
+        <w:t xml:space="preserve">     As a candidate in 2000, Bush emphasized his "compassionate conservatism" agenda by pushing for a concept that he argued would help disadvantaged children catch up with their peers.</w:t>
+        <w:br/>
+        <w:t xml:space="preserve">     The No Child Left Behind law, enacted in December 2001, ties federal education aid to improvements in student scores on standardized tests. Congressional Quarterly called it "the most ambitious overhaul to date" of the 1965 Elementary and Secondary Education Act.</w:t>
+        <w:br/>
+        <w:t xml:space="preserve">     In his acceptance speech at the Republican National Convention in September, here's how Bush summarized his bill:</w:t>
+        <w:br/>
+        <w:t xml:space="preserve">     "I believe every child can learn and every school must teach, so we passed the most important federal education reform in history. Because we acted, children are making sustained progress in reading and math, America's schools are getting better, and nothing will hold us back."</w:t>
+        <w:br/>
+        <w:t xml:space="preserve">     The program has been criticized by some conservatives, who worry about increasing Washington's control over local schools, and by some educators, who feel it sets up the public schools to be labeled as failures.</w:t>
+        <w:br/>
+        <w:t xml:space="preserve">     It passed with bipartisan support, including Kerry's. Many Democrats now complain that Bush hasn't provided the money necessary for schools to meet the challenge.</w:t>
+        <w:br/>
+        <w:t xml:space="preserve">     It's true that the big increases in federal aid to education that were authorized in the 2001 bill have not been funded in subsequent appropriations bills. But the Bush campaign replies that Bush's fiscal 2005 budget for education aid requests a 49 percent increase over the 2001 level.</w:t>
+        <w:br/>
+        <w:t xml:space="preserve">     Medicare</w:t>
+        <w:br/>
+        <w:t xml:space="preserve">     In December 2003, Bush fulfilled another campaign promise by signing a bill that provided Americans over age 65 with the first-ever federal subsidy for prescription drugs.</w:t>
+        <w:br/>
+        <w:t xml:space="preserve">     Since May, Medicare recipients have been eligible to buy a $30-a-year card that entitles them to discounts, averaging about 15 percent to 20 percent, on prescription drugs. Low-income seniors get free cards and a credit good for the first $600 a year worth of medications.</w:t>
+        <w:br/>
+        <w:t xml:space="preserve">     The second phase begins in 2006, when the cards will be replaced by a broader benefit with a premium expected to cost $35 a month. Enrollees will pay the first $250 a year in drug costs. Then Medicare pays 75 percent of the cost up to $2,250. After that, the retiree pays all costs until expenses total $5,100. Medicare pays 95 percent after that.</w:t>
+        <w:br/>
+        <w:t xml:space="preserve">     Enrollment in the discount card program has been slower than expected. Some seniors say they can save more money by illegally ordering drugs from Canada, and some are angry that the administration still hasn't legalized the practice.</w:t>
+        <w:br/>
+        <w:t xml:space="preserve">     Democratic critics argue that the drug program reflects the administration's overall favoritism toward drug companies. For example, the law prohibits Medicare from bargaining with the drug companies for lower prices. Fiscal conservatives have been more worried about the cost of the benefit, which was first estimated at $395 billion, and now is estimated at $564 billion, over 10 years.</w:t>
+        <w:br/>
+        <w:t xml:space="preserve">     Bush and his defenders reply that after years of broken promises from other national leaders, Bush is the one who finally found a way to get seniors some help with their drug costs. The drug card could save a senior with average medical expenses as much as $300 a year. When the full benefit is phased in, depending on the recipient's costs and existing insurance, it could be worth thousands in savings.</w:t>
+        <w:br/>
+        <w:t xml:space="preserve">     Here is how Bush described it in a September campaign appearance in Missouri: "I believe we have a moral responsibility to honor our seniors with good health care. When I got elected, I told the people that I'd try to strengthen Medicare. So I led the United States Congress. We strengthened Medicare. We're helping our seniors, and we're not turning back."</w:t>
+        <w:br/>
+        <w:t xml:space="preserve">     Eric Black is at eblack@startribune.com.  </w:t>
+        <w:br/>
+        <w:t>Key events during Bush's presidency</w:t>
+        <w:br/>
+        <w:t xml:space="preserve">     - 1. Jan. 20, 2001 Bush inauguration</w:t>
+        <w:br/>
+        <w:t xml:space="preserve">     - 2. June 7, 2001 Bush signs first tax cut, which reduces taxes by $1.35 trillion</w:t>
+        <w:br/>
+        <w:t xml:space="preserve">     - 3. Sept. 11, 2001 Terrorist attacks kill more than 3,000 people at the World Trade Center, the Pentagon and on a plane that crashes in Pennsylvania</w:t>
+        <w:br/>
+        <w:t xml:space="preserve">     - 4. Oct. 7, 2001 War in Afghanistan starts</w:t>
+        <w:br/>
+        <w:t xml:space="preserve">     - 5. Oct. 26, 2001 Bush signs Patriot Act</w:t>
+        <w:br/>
+        <w:t xml:space="preserve">     - 6. Nov. 12, 2001 Kabul falls, Taliban ousted</w:t>
+        <w:br/>
+        <w:t xml:space="preserve">     - 7. Jan. 8, 2002 Signs No Child Left Behind Act</w:t>
+        <w:br/>
+        <w:t xml:space="preserve">     - 8. March 9, 2002 Signs second tax cut</w:t>
+        <w:br/>
+        <w:t xml:space="preserve">     - 9. March 19, 2003 Iraq war starts</w:t>
+        <w:br/>
+        <w:t xml:space="preserve">     - 10. April 4, 2003 Baghdad falls</w:t>
+        <w:br/>
+        <w:t xml:space="preserve">     - 11. May 28, 2003 Signs $350 billion tax cut, the third of his presidency</w:t>
+        <w:br/>
+        <w:t xml:space="preserve">     - 12. Oct. 2, 2003 Report says no weapons of mass destruction in Iraq</w:t>
+        <w:br/>
+        <w:t xml:space="preserve">     - 13. Dec. 8, 2003 Signs Medicare bill with prescription drug benefits</w:t>
+        <w:br/>
+        <w:t xml:space="preserve">     - 14. Dec. 13, 2003 Saddam Hussein captured</w:t>
+        <w:br/>
+        <w:t xml:space="preserve">     - 15. April 2004 Photographs of prisoner abuse at Abu Ghraib prison surface</w:t>
+        <w:br/>
+        <w:t xml:space="preserve">     - 16. June 28, 2004 U.S. transfers sovereignty of Iraq to Iraqis</w:t>
+        <w:br/>
+        <w:t xml:space="preserve">     - 17. Aug. 26, 2004 Census Bureau reports 35.8 million people living in poverty in 2003, an increase of 1.3 million over 2002. Also, 45 million people lacked health insurance, an increase of 1.5 million</w:t>
+        <w:br/>
+        <w:t xml:space="preserve">     - 18. Sept. 6, 2004 Record deficit of $422 billion projected</w:t>
+        <w:br/>
+        <w:t xml:space="preserve">     - 19. Sept. 7, 2004 Number of U.S. troops who have died in Iraq passes 1,000</w:t>
+        <w:br/>
+        <w:t xml:space="preserve">     - 20. Oct. 4, 2004 Signs fourth tax cut, extending $145 billion worth of cuts</w:t>
+        <w:br/>
+        <w:t xml:space="preserve">     - 21. Oct. 8, 2004 Bureau of Labor Statistics reports 96,000 private sector jobs created in September, which is a net loss of 821,000 jobs during Bush's term</w:t>
+        <w:br/>
+        <w:t xml:space="preserve">     - 22. Oct. 9, 2004 Afghanistan holds presidential   election</w:t>
+        <w:br/>
+        <w:t>Bush's legislative accomplishments</w:t>
+        <w:br/>
+        <w:t xml:space="preserve">     Patriot Act: Moved quickly through Congress in the weeks after Sept. 11, 2001; the law granted sweeping powers to law enforcement officials to investigate and prosecute terrorists. Elements of the law have been struck down in court.</w:t>
+        <w:br/>
+        <w:t xml:space="preserve">     Airport security/airline aid: Within days of 9/11, Congress approved subsidies to help major airlines stay in business. Two months later, Bush signed a law that replaced low-paid, marginally trained airport security workers with federal employees.</w:t>
+        <w:br/>
+        <w:t xml:space="preserve">     Homeland Security Department: Bush initially resisted the idea of a Cabinet-level department to coordinate efforts against domestic terrorism, but he reversed course. The law brought all or part of 22 federal agencies under the new secretary, former Pennsylvania Gov. Tom Ridge.</w:t>
+        <w:br/>
+        <w:t xml:space="preserve">     Fast-track trade authority: Bush, who strongly supports international free trade, won back the authority that previous presidents enjoyed, to force an up or down vote on international trade deals without subjecting them to the amendment process. The authority had lapsed in 1994.</w:t>
+        <w:br/>
+        <w:t xml:space="preserve">     Ban on late-term abortion procedure: Bush supported and signed a law that would ban the late-term abortion procedure that its opponents call "partial birth abortion." But the law has been struck down by federal courts in Nebraska, California and New York. The administration is appealing the rulings.</w:t>
+        <w:br/>
+        <w:t xml:space="preserve">     Fight against AIDS abroad: In his 2003 State of the Union address, Bush called for a five-year, $15 billion program to fight AIDS globally. The first $2.4 billion was appropriated for 2004.</w:t>
+        <w:br/>
+        <w:t xml:space="preserve">     Still working on:</w:t>
+        <w:br/>
+        <w:t xml:space="preserve">     Social Security: In 2000, Bush ran on the idea of partially privatizing Social Security. As president, he appointed a commission, but has never put out a plan or backed a bill to create private accounts. He's running on the idea again this year, but it's not a centerpiece of his campaign.</w:t>
+        <w:br/>
+        <w:t xml:space="preserve">     School vouchers: Candidate Bush favored introducing vouchers in public school finance, so that families could use public dollars to send their kids to private or parochial schools. He backed off the idea in order to get the No Child Left Behind law through Congress.</w:t>
+        <w:br/>
+        <w:t>PRESIDENT BUSH QUOTES</w:t>
+        <w:br/>
+        <w:t>"This is my solemn pledge: I will work to build a single nation of justice and opportunity. I know this is in our reach bacause we are guided by a power larger than ourselves who creates us equal in His image."</w:t>
+        <w:br/>
+        <w:t>- President Bush, inaugural address, January 2001</w:t>
+        <w:br/>
+        <w:t>"Some governments will be timid in the face of terror. And make no mistake about it: If they do not act, America will."</w:t>
+        <w:br/>
+        <w:t>- President Bush, State of the Union address, January 2002.</w:t>
+        <w:br/>
+        <w:t>"The tax reductions you passed are set to expire … What Congress has given, the Congress should not take away. For the sake of job growth, the tax cuts you passed should be permanent."</w:t>
+        <w:br/>
+        <w:t>- President Bush, State of the Union address, January 2004.</w:t>
+        <w:br/>
+        <w:t>"Trusting in the sanity and restraint of Saddam Hussein is not a strategy, and it is not an option."</w:t>
+        <w:br/>
+        <w:t>- President Bush, State of the Union address, January 2003.</w:t>
         <w:br/>
         <w:br/>
         <w:t>Graphic</w:t>
@@ -111,11 +295,7 @@
         <w:br/>
         <w:t xml:space="preserve"> </w:t>
         <w:br/>
-        <w:t>b/w, Julie Stacey, USA TODAY, Source: Audit Bureau of Circulation; PHOTO; b/w, Mark Lennihan, AP</w:t>
-        <w:br/>
-        <w:t xml:space="preserve"> </w:t>
-        <w:br/>
-        <w:t>CUTLINE: BITTER TOSS: Tom Pennacchio, of Local 3 of the Newspaper Guild of America, throws 'Daily News' papers into the air outside the newspaper's offices in midtown New York.</w:t>
+        <w:t>CHART; PHOTO</w:t>
       </w:r>
     </w:p>
     <w:sectPr>

--- a/example_articles/occupations/Multiple/6.occupations_Multiple_Other_publisher.docx
+++ b/example_articles/occupations/Multiple/6.occupations_Multiple_Other_publisher.docx
@@ -7,7 +7,7 @@
         <w:pStyle w:val="Heading1"/>
       </w:pPr>
       <w:r>
-        <w:t>The Bush presidency: Far-reaching changes</w:t>
+        <w:t>Minnesota's GOP senators propose $900M in tax cuts</w:t>
       </w:r>
     </w:p>
     <w:p>
@@ -17,22 +17,22 @@
     </w:p>
     <w:p>
       <w:r>
-        <w:t>Date: 2004-10-10</w:t>
+        <w:t>Date: 2017-03-17</w:t>
       </w:r>
     </w:p>
     <w:p>
       <w:r>
-        <w:t>Section: NEWS; Pg. 1A</w:t>
+        <w:t>Section: NEWS; Pg. 1B</w:t>
       </w:r>
     </w:p>
     <w:p>
       <w:r>
-        <w:t>Source file: Other publishers/Files (500) (31).DOCX</w:t>
+        <w:t>Source file: Other publishers/Files (500) (9).DOCX</w:t>
       </w:r>
     </w:p>
     <w:p>
       <w:r>
-        <w:t>Raw occupations result, 'occupations': ['Service', 'Manufacturing', 'Construction', 'Transportation', 'Administrative/Clerical']</w:t>
+        <w:t>Raw occupations result, 'occupations': ['Farming', 'Other: business owner', 'Other: senior citizen (retired)']</w:t>
       </w:r>
     </w:p>
     <w:p>
@@ -49,253 +49,49 @@
     </w:p>
     <w:p>
       <w:r>
-        <w:t xml:space="preserve">This story explores President Bush's record while in office. For a look at John Kerry's Senate record, see www.startribune.com/politics </w:t>
+        <w:t>Senate Republicans, newly ensconced in the majority after a November election victory, proposed $900 million in tax cuts Thursday, the bulk of it a cut to the lowest income-tax rate.</w:t>
         <w:br/>
-        <w:t>George W. Bush came to the Oval Office vowing to do big things, and he has done them, with big consequences.</w:t>
+        <w:t>Joined by a farmer, business owner and senior citizen at a news conference, the GOP senators offered no details about the size of the various components of the tax cut measure, but they said a reduction of the lowest income tax rate - currently 5.35 percent - would be the largest piece of the $900 million total.</w:t>
         <w:br/>
-        <w:t xml:space="preserve">     Big tax cuts, big deficits. Sweeping new foreign policy doctrines leading to big military operations. A major expansion of Medicare and a major increase in federal leverage over public schools, just to mention a few of the biggest elements of the four-year record that Bush now takes before the electorate as he seeks four more years.</w:t>
+        <w:t>"We spent years building stadiums and giving handouts to a lot of people," said Sen. Roger Chamberlain, R-Lino Lakes. "It's time we paid attention to middle-class Minnesotans and paid them some respect," he said.</w:t>
         <w:br/>
-        <w:t xml:space="preserve">   "The starting point to understanding the presidency is that never has so much change been accomplished with so little mandate," said Thomas Mann of the Brookings Institution. "Out of a dead-heat election and a highly disputed outcome, Bush has managed to orchestrate huge changes in policy."</w:t>
+        <w:t>The Republican tax cut proposal, which will soon be followed by a plan from House Republicans, sets up a high-stakes budget battle with Gov. Mark Dayton, as GOP lawmakers and the second-term DFL governor try to agree on a two-year budget that will top $40 billion.</w:t>
         <w:br/>
-        <w:t xml:space="preserve">     Bush responded to the 9/11 attacks by jettisoning the former linchpins of U.S. foreign and national security policy - deterrence and containment. In their place, he embraced a policy of pre-emptive action, with or without international support.</w:t>
+        <w:t>The projected budget surplus is currently $1.65 billion, having grown $250 million since late last year because of increased tax collections.</w:t>
         <w:br/>
-        <w:t xml:space="preserve">     The results of that policy, mainly in Iraq, are now at the center of the argument over whether Bush has made America safer or more vulnerable.</w:t>
+        <w:t>Senate Republicans said they will announce spending plans at a Friday news conference and a proposal for roads and bridges Monday. The Senate passed a measure Wednesday that would provide $600 million to prop up the state's beleaguered individual health insurance market.</w:t>
         <w:br/>
-        <w:t xml:space="preserve">     On fiscal matters, Bush has bet his presidency on big tax cuts. He has now signed four of them, including the biggest in U.S. history. During his term the economy slipped into, then out of, recession. It lost jobs over the Bush term, but gained some in the past year. Overall, during his term, unemployment and the number of families living in poverty have risen.</w:t>
+        <w:t>Competing visions</w:t>
         <w:br/>
-        <w:t xml:space="preserve">     Bush argues that his tax cuts helped make the recession shallow and short and helped the economy weather other stresses, such as the impact of Sept. 11, 2001. His critics say the tax cuts were too big and too generous to the rich, and contributed too much to the return of federal deficits, which have hit record highs each of the past two years.</w:t>
+        <w:t>Dayton, who will discuss his updated budget proposal at a Friday news conference, has already called for targeted tax cuts, as well as using a portion of surplus dollars to expand prekindergarten programs at public schools, increase funding for public universities and raise enrollment in the state's MinnesotaCare public health program.</w:t>
         <w:br/>
-        <w:t xml:space="preserve">     On domestic policy, Bush's No Child Left Behind law greatly increased federal influence over public schools in the name of raising standards and increasing accountability. Bush's critics say he gave the schools a tough challenge but not the aid they need to meet it. And Bush pushed through Congress a prescription drug subsidy for Medicare, the biggest expansion of that program since it was enacted in 1965.</w:t>
+        <w:t>Senate Republicans are sketching out a different vision for Minnesota government by proposing a tax cut that would be the first permanent reduction in Minnesota income taxes since 1999.</w:t>
         <w:br/>
-        <w:t xml:space="preserve">     Bush has been called "the accidental radical." The phrase, coined by journalist Jonathan Rauch in a July 2003 National Journal assessment of the Bush term, suggests that, as the product of a rich family and a Yale and Harvard education, Bush might have been an affable, traditional conservative - if not for 9/11.</w:t>
+        <w:t>By cutting the rate of the lowest tax bracket, Senate Republicans would direct the savings at working-class and middle-class Minnesotans, reflecting their fragile political reality - the GOP has a one-vote Senate majority.</w:t>
         <w:br/>
-        <w:t xml:space="preserve">     This might be true in foreign policy. The fight against terror converted him from a standard-issue conservative into a neo-conservative true believer, ready to use American might to spread democracy.</w:t>
+        <w:t>Sen. Ann Rest, DFL-New Hope, said the plan is not properly targeted at the middle class and would allow wealthy taxpayers to enjoy the tax cut benefit as well.</w:t>
         <w:br/>
-        <w:t xml:space="preserve">     On many issues, foreign and domestic, Bush's governing style is marked by a no-regrets certainty that has become a hallmark of his presidency.</w:t>
+        <w:t>In 2016, the Legislature passed with large bipartisan majorities a tax-cut bill directed at a variety of interest groups, but Dayton vetoed it because, he said, it contained a drafting error that would have cost the state millions.</w:t>
         <w:br/>
-        <w:t xml:space="preserve">     Critics, including his opponent, Sen. John Kerry, portray it as a stubborn refusal to acknowledge error or change policies in light of changing evidence, especially on Iraq. In a famous moment during a news conference, Bush was unable to recall any errors he had made as president. Bush once said to author Bob Woodward: "I haven't suffered doubt. I hope I'm able to convey that in a humble way."</w:t>
+        <w:t>Businesses, farms benefit</w:t>
         <w:br/>
-        <w:t xml:space="preserve">     Bush supporters portray the same quality as the admirable consistency of man of deep underlying principles who knows where he stands and isn't afraid to say so.</w:t>
+        <w:t>Other features of the Senate GOP plan include a cut in taxes on Social Security benefits; a tax credit for college graduates paying off student loans; a cut in the statewide business and industrial property tax; a tax credit for farmers on school bond taxes, and an estate tax cut.</w:t>
         <w:br/>
-        <w:t xml:space="preserve">     Some analysts attribute Bush's certainty to his faith. In his autobiography, "A Charge to Keep," Bush wrote that a 1985 conversation with evangelist Billy Graham "planted a mustard seed in my soul," which grew into a deep religious conviction that saved his marriage and enabled him to stop drinking.</w:t>
+        <w:t>Chamberlain acknowledged that the price tag would grow in future years.</w:t>
         <w:br/>
-        <w:t xml:space="preserve">     When Woodward asked him whether he had talked to his father, the former president, about his decisions on Iraq, Bush replied: "You know, he is the wrong father to appeal to in terms of strength. There is a higher Father that I appeal to."</w:t>
+        <w:t>Dayton has previously said he would consider tax cuts directed at the middle class.</w:t>
         <w:br/>
-        <w:t xml:space="preserve">     Bush calls himself a "compassionate conservative," but his presidency may be radically changing the contemporary meaning of the word "conservative." He has embraced changes that would not have been considered "conservative" a generation ago. Foreign policy conservatives used to be reluctant to get U.S. forces drawn into long-term "nation-building" missions. Fiscal conservatives favored smaller government, argued that educational policy should be left to the states, worried about the cost of the big entitlement programs like Medicare and preached the importance of balanced budgets.</w:t>
+        <w:t>But he also said at a Thursday news conference that he will not surrender the state's fiscal health to a tax-cutting binge.</w:t>
         <w:br/>
-        <w:t xml:space="preserve">     Then came George W. Bush.</w:t>
+        <w:t>"I want to see how their numbers work in the next biennium and then the biennium following," he said.</w:t>
         <w:br/>
-        <w:t xml:space="preserve">     Big tax cuts</w:t>
+        <w:t>Dayton said he remains concerned about how policies out of Washington - especially health care - could affect Minnesota's budget outlook.</w:t>
         <w:br/>
-        <w:t xml:space="preserve">     When Bush ran for president in 2000, the government was projecting future surpluses big enough to pay off the national debt. Bush argued that surplus dollars belong to those who earn them, not to the government. The central proposal of his candidacy was a large across-the-board tax cut.</w:t>
+        <w:t>"We have worked so hard in the past six years to re-establish fiscal integrity and stability of Minnesota government," Dayton said.</w:t>
         <w:br/>
-        <w:t xml:space="preserve">     By the time he became president, the long boom of the 1990s was ending and surplus projections were shrinking. Bush pushed for the same tax cuts with a new rationale - economic stimulus. In June 2001, Bush signed a bill that reduced taxes by a projected $1.35 trillion through 2011. It lowered the rate on every bracket of the income tax, eliminated the so-called marriage penalty, expanded the child tax credit and phased out the tax on large estates.</w:t>
+        <w:t>"I'm not going to walk out the door in January 2019 leaving my successor the kind of deficit situation I encountered."</w:t>
         <w:br/>
-        <w:t xml:space="preserve">     The bill that passed was smaller and less favorable to top income earners than the version Bush preferred, but it still was the biggest tax cut in U.S. history.</w:t>
-        <w:br/>
-        <w:t xml:space="preserve">     In 2002 and 2003, Bush signed two more tax cuts that reduced taxes on dividends and capital gains, allowed faster write-offs for business investments, and accelerated some of the rate cuts scheduled in the 2001 bill. This month, Bush signed another tax cut. This one was a stopgap measure, postponing the expiration of some of the earlier cuts. In his current campaign, Bush advocates making all the tax cuts permanent.</w:t>
-        <w:br/>
-        <w:t xml:space="preserve">     Bush describes his tax cuts as an absolute good without reference to any kind of cost-benefit analysis. For example, in a September campaign rally in Pennsylvania, he said: "We unleashed the energy and innovative spirit of America with the largest tax relief in a generation. The entrepreneurial spirit is strong. The small business sector of our economy is strong. And tax relief helps strengthen it."</w:t>
-        <w:br/>
-        <w:t xml:space="preserve">     All federal income tax payers received some relief from Bush's bills. But critics have argued that if Bush really wanted to stimulate the economy, he should have put more dollars into the pockets of poor and middle-class Americans, who would be more likely to spend them. Those in the upper 1 percent of income earners got an average tax cut of $78,460, according to congressional Democrats. Those in the bottom 20 percent averaged $250 per household.</w:t>
-        <w:br/>
-        <w:t xml:space="preserve">     Bush has emphasized particular categories of poor or middle-class taxpayers who benefitted, such as those with several dependent children, and those who benefit from the marriage penalty relief. His rhetoric also features working-class Americans whose entire federal income tax liability was eliminated.</w:t>
-        <w:br/>
-        <w:t xml:space="preserve">     In August, the Congressional Budget Office (CBO), which is led by a former Bush economist, found that one third of all the tax relief had gone to the richest 1 percent, a group with an average income of $1.2 million.</w:t>
-        <w:br/>
-        <w:t xml:space="preserve">     The CBO also concluded that the effect of the tax cuts had been to shift the overall burden of federal taxes slightly away from the top and the bottom and more onto the middle class.</w:t>
-        <w:br/>
-        <w:t xml:space="preserve">     Big deficits</w:t>
-        <w:br/>
-        <w:t xml:space="preserve">     A preference for lower taxes has long been part of Republican conservatism. But, before the Reagan era, tax-cut advocacy was linked to spending cuts and an overall goal of balanced budgets. President Ronald Reagan pushed through big tax cuts early in his term, but in his second term signed tax increases designed to restrain the exploding deficit.</w:t>
-        <w:br/>
-        <w:t xml:space="preserve">     Bush's critics, such as Sen. Russ Feingold, D-Wis., argue that the long-term damage to the economy from rising deficits will do more harm than the stimulative value of the tax cuts will do good, and future generations will be left with the debt.</w:t>
-        <w:br/>
-        <w:t xml:space="preserve">     During Bush's term, the federal budget has undergone a sharp reversal from projected surpluses to deficits. Bush argues that the return of deficits is attributable to the weak economy and new spending necessary for the war on terrorism, as well as the tax cuts.</w:t>
-        <w:br/>
-        <w:t xml:space="preserve">     In April 2001, Bush's Office of Management and Budget (OMB) projected that the federal government would generate a $1.3 trillion surplus during the four years ahead. In July 2004, when the OMB recalculated, it found a four-year deficit of $850 billion.</w:t>
-        <w:br/>
-        <w:t xml:space="preserve">     That $2.1 trillion swing toward red ink was attributable to $1 trillion of revenue shortfall caused by the poor economy, $621 billion worth of tax cuts and $470 billion of new spending, with much but not all of the new spending attributable to national security.</w:t>
-        <w:br/>
-        <w:t xml:space="preserve">     According to the OMB study, there would have been deficits in 2003 and 2004 even if there had been no tax cuts, but they would have been about half as large.</w:t>
-        <w:br/>
-        <w:t xml:space="preserve">     This year's projected $422 billion deficit will be the largest ever in dollar terms, although not as a percentage of GDP (gross domestic product). Bush now says he will cut it by half in 2009, the year he would leave office if he wins a second term.</w:t>
-        <w:br/>
-        <w:t xml:space="preserve">     "That's his stated goal," said Bob Bixby of the Concord Coalition, a nonpartisan organization that advocates a balanced budget, "but the plan for getting there relies on a number of omissions and optimistic assumptions."</w:t>
-        <w:br/>
-        <w:t xml:space="preserve">     For example, Bixby said, Bush has not budgeted any funds to continue the war in Iraq nor to prevent the alternative minimum tax from imposing a substantial tax hike on the middle class. Bixby says it will be expensive to shelter the middle class. Bush's second-term deficit projections also assume that nondefense spending will be frozen for the next four years, although it has grown steadily during Bush's first term, Bixby said.</w:t>
-        <w:br/>
-        <w:t xml:space="preserve">     Foreign policy</w:t>
-        <w:br/>
-        <w:t xml:space="preserve">     The attacks of Sept. 11, 2001, changed everything. They made Bush into a war president, a symbol of a new national unity to do whatever it took to bring the perpetrators to justice and prevent future attacks. For many of his supporters, the fact that no subsequent terrorist attacks have occurred on U.S. soil is a prime reason Bush deserves reelection.</w:t>
-        <w:br/>
-        <w:t xml:space="preserve">     With tremendous national and international support, including U.N. backing, Bush authorized military action to overthrow the Taliban rulers of Afghanistan. Al-Qaida leader Osama bin Laden and Taliban leader Mullah Muhammad Omar have not been captured and their whereabouts are still unknown. Bush once said that his attitude toward Bin Laden was like the "old poster out West that says: 'Wanted, dead or alive.' He more recently described himself as "not that concerned about [Bin Laden]." Many other high-ranking Al-Qaida officials have been captured or killed.</w:t>
-        <w:br/>
-        <w:t xml:space="preserve">     In September 2002, the revised National Security Strategy of the United States presented an overview of Bush's global policy for fighting terrorism. The document argued that the Cold War doctrines of containment and deterrence don't apply to the war against terrorism and must be replaced by a strategy of preemptive actions.</w:t>
-        <w:br/>
-        <w:t xml:space="preserve">     The unity behind Bush's leadership began to splinter in 2002, as he shifted focus to the overthrow of Saddam Hussein in Iraq. The public justification for a U.S. troop buildup around Iraq relied on the assertion that Saddam Hussein had illegal stockpiles of chemical and biological weapons, was getting close to developing a nuclear weapon, and might give such weapons to terrorist groups.</w:t>
-        <w:br/>
-        <w:t xml:space="preserve">     Bush succeeded in getting a tough new U.N. resolution on Iraq and a congressional vote authorizing military action. Kerry voted aye.</w:t>
-        <w:br/>
-        <w:t xml:space="preserve">     Under this pressure, Saddam allowed U.N. inspectors to return, after a four-year absence. The inspectors filed a series of mixed reports. They could find no weapons, but Saddam could not satisfy them that he had destroyed all the chemical and biological stockpiles he had formerly possessed.</w:t>
-        <w:br/>
-        <w:t xml:space="preserve">     Bush warned the United Nations to endorse military action or risk becoming irrelevant. France, Germany, Russia and others favored more, tougher inspections. The U.N. deadlock was never resolved and Bush proceeded to take military action with the help of what he called a "coalition of the willing."</w:t>
-        <w:br/>
-        <w:t xml:space="preserve">     Bush emphasizes that dozens of nations have provided various levels of help, from symbolic to logistical. But when the war began in March 2003, the troops comprised 250,00 Americans, 45,000 British and 2,000 Australians.</w:t>
-        <w:br/>
-        <w:t xml:space="preserve">     Critics have said that Bush rushed to war, and that he should have given the inspectors more time, perhaps avoiding the bloodshed entirely. In his 2003 State of the Union address, Bush gave his answer:</w:t>
-        <w:br/>
-        <w:t xml:space="preserve">     "Some have said we must not act until the threat is imminent. Since when have terrorists and tyrants announced their intentions, politely putting us on notice before they strike? If this threat is permitted to fully and suddenly emerge, all actions, all words and all recriminations would come too late."</w:t>
-        <w:br/>
-        <w:t xml:space="preserve">     Contrary to the predictions of many Bush critics, the invasion quickly succeeded, Baghdad was captured and the Middle East did not erupt with anti-American violence.</w:t>
-        <w:br/>
-        <w:t xml:space="preserve">     But many prewar statements by Bush and his top officials about what U.S. troops would find in Iraq have been undermined by events. No stockpiles of weapons of mass destruction (WMD) have been found.</w:t>
-        <w:br/>
-        <w:t xml:space="preserve">     Just last week, the top U.S. weapons inspector reported that Iraq had destroyed its stockpiles of WMD years ago, as Saddam had claimed.</w:t>
-        <w:br/>
-        <w:t xml:space="preserve">     Bush has explicitly acknowledged that no evidence links Saddam to 9/11 and the CIA has found little or no relationship between the Iraqi regime and Al-Qaida. Iraq has been much harder to stabilize and less welcoming to U.S. occupation forces than predicted.</w:t>
-        <w:br/>
-        <w:t xml:space="preserve">     Bush's Iraq policies have attracted critics from across the spectrum, including conservatives such as Pat Buchanan and former members of Bush's own administration.</w:t>
-        <w:br/>
-        <w:t xml:space="preserve">     Bush's former treasury secretary, Paul O'Neill, said Bush sought intelligence to justify Saddam's overthrow, rather than trying to assess the U.S. interest in such a mission. Former White House counterterrorism official Richard Clarke says that if Bush had focused on going after those responsible for 9/11, he might have captured Bin Laden and put Al-Qaida out of business. Instead, Clarke argues, Bush "launched an unnecessary and costly war in Iraq that strengthened the fundamentalist, radical Islamic terrorist movement worldwide."</w:t>
-        <w:br/>
-        <w:t xml:space="preserve">     Paul Bremer, who was the Bush-appointed leader of the Provisional Governing Authority of Iraq until June 2004, has complained that a lack of troops in the early days of the occupation made it impossible to prevent looting or to nip the anti-U.S. insurgency in its early stages.</w:t>
-        <w:br/>
-        <w:t xml:space="preserve">      Bush has relied on the memory of Sept. 11 to argue that the United States cannot wait for perfect intelligence data or for a "permission slip" from other countries to eliminate a threat. Saddam was an evil dictator who murdered and tortured Iraqis and started wars with two of his neighbors, so removing him from power is a benefit in itself, Bush argues.</w:t>
-        <w:br/>
-        <w:t xml:space="preserve">     Bush acknowledges that the lack of WMD has been a surprise, but that Saddam still had the means and intention to develop them.</w:t>
-        <w:br/>
-        <w:t xml:space="preserve">     Bush, who formerly described Saddam as "an ally of Al-Qaida," no longer makes that claim, but says that Saddam has provided aid and shelter to terrorists, and specifically accused Saddam of sheltering Abu Musab al-Zarqawi, who remains active against Americans in Iraq. But a CIA assessment of that issue, which was published last week, found no clear evidence that Saddam helped Al-Zarqawi.</w:t>
-        <w:br/>
-        <w:t xml:space="preserve">     Bush also asserts that the war in Iraq has caused others to rethink their support for terror and their pursuit of WMD.</w:t>
-        <w:br/>
-        <w:t xml:space="preserve">     "Before September the 11th, the ruler in Libya was spending millions to acquire weapons of mass destruction," Bush said in St. Paul in August. "Today, because America and our allies have sent a strong and easy-to-understand message, the leader of Libya abandoned his pursuit of weapons of mass destruction, and America and the world are safer."</w:t>
-        <w:br/>
-        <w:t xml:space="preserve">     Education law</w:t>
-        <w:br/>
-        <w:t xml:space="preserve">     As a candidate in 2000, Bush emphasized his "compassionate conservatism" agenda by pushing for a concept that he argued would help disadvantaged children catch up with their peers.</w:t>
-        <w:br/>
-        <w:t xml:space="preserve">     The No Child Left Behind law, enacted in December 2001, ties federal education aid to improvements in student scores on standardized tests. Congressional Quarterly called it "the most ambitious overhaul to date" of the 1965 Elementary and Secondary Education Act.</w:t>
-        <w:br/>
-        <w:t xml:space="preserve">     In his acceptance speech at the Republican National Convention in September, here's how Bush summarized his bill:</w:t>
-        <w:br/>
-        <w:t xml:space="preserve">     "I believe every child can learn and every school must teach, so we passed the most important federal education reform in history. Because we acted, children are making sustained progress in reading and math, America's schools are getting better, and nothing will hold us back."</w:t>
-        <w:br/>
-        <w:t xml:space="preserve">     The program has been criticized by some conservatives, who worry about increasing Washington's control over local schools, and by some educators, who feel it sets up the public schools to be labeled as failures.</w:t>
-        <w:br/>
-        <w:t xml:space="preserve">     It passed with bipartisan support, including Kerry's. Many Democrats now complain that Bush hasn't provided the money necessary for schools to meet the challenge.</w:t>
-        <w:br/>
-        <w:t xml:space="preserve">     It's true that the big increases in federal aid to education that were authorized in the 2001 bill have not been funded in subsequent appropriations bills. But the Bush campaign replies that Bush's fiscal 2005 budget for education aid requests a 49 percent increase over the 2001 level.</w:t>
-        <w:br/>
-        <w:t xml:space="preserve">     Medicare</w:t>
-        <w:br/>
-        <w:t xml:space="preserve">     In December 2003, Bush fulfilled another campaign promise by signing a bill that provided Americans over age 65 with the first-ever federal subsidy for prescription drugs.</w:t>
-        <w:br/>
-        <w:t xml:space="preserve">     Since May, Medicare recipients have been eligible to buy a $30-a-year card that entitles them to discounts, averaging about 15 percent to 20 percent, on prescription drugs. Low-income seniors get free cards and a credit good for the first $600 a year worth of medications.</w:t>
-        <w:br/>
-        <w:t xml:space="preserve">     The second phase begins in 2006, when the cards will be replaced by a broader benefit with a premium expected to cost $35 a month. Enrollees will pay the first $250 a year in drug costs. Then Medicare pays 75 percent of the cost up to $2,250. After that, the retiree pays all costs until expenses total $5,100. Medicare pays 95 percent after that.</w:t>
-        <w:br/>
-        <w:t xml:space="preserve">     Enrollment in the discount card program has been slower than expected. Some seniors say they can save more money by illegally ordering drugs from Canada, and some are angry that the administration still hasn't legalized the practice.</w:t>
-        <w:br/>
-        <w:t xml:space="preserve">     Democratic critics argue that the drug program reflects the administration's overall favoritism toward drug companies. For example, the law prohibits Medicare from bargaining with the drug companies for lower prices. Fiscal conservatives have been more worried about the cost of the benefit, which was first estimated at $395 billion, and now is estimated at $564 billion, over 10 years.</w:t>
-        <w:br/>
-        <w:t xml:space="preserve">     Bush and his defenders reply that after years of broken promises from other national leaders, Bush is the one who finally found a way to get seniors some help with their drug costs. The drug card could save a senior with average medical expenses as much as $300 a year. When the full benefit is phased in, depending on the recipient's costs and existing insurance, it could be worth thousands in savings.</w:t>
-        <w:br/>
-        <w:t xml:space="preserve">     Here is how Bush described it in a September campaign appearance in Missouri: "I believe we have a moral responsibility to honor our seniors with good health care. When I got elected, I told the people that I'd try to strengthen Medicare. So I led the United States Congress. We strengthened Medicare. We're helping our seniors, and we're not turning back."</w:t>
-        <w:br/>
-        <w:t xml:space="preserve">     Eric Black is at eblack@startribune.com.  </w:t>
-        <w:br/>
-        <w:t>Key events during Bush's presidency</w:t>
-        <w:br/>
-        <w:t xml:space="preserve">     - 1. Jan. 20, 2001 Bush inauguration</w:t>
-        <w:br/>
-        <w:t xml:space="preserve">     - 2. June 7, 2001 Bush signs first tax cut, which reduces taxes by $1.35 trillion</w:t>
-        <w:br/>
-        <w:t xml:space="preserve">     - 3. Sept. 11, 2001 Terrorist attacks kill more than 3,000 people at the World Trade Center, the Pentagon and on a plane that crashes in Pennsylvania</w:t>
-        <w:br/>
-        <w:t xml:space="preserve">     - 4. Oct. 7, 2001 War in Afghanistan starts</w:t>
-        <w:br/>
-        <w:t xml:space="preserve">     - 5. Oct. 26, 2001 Bush signs Patriot Act</w:t>
-        <w:br/>
-        <w:t xml:space="preserve">     - 6. Nov. 12, 2001 Kabul falls, Taliban ousted</w:t>
-        <w:br/>
-        <w:t xml:space="preserve">     - 7. Jan. 8, 2002 Signs No Child Left Behind Act</w:t>
-        <w:br/>
-        <w:t xml:space="preserve">     - 8. March 9, 2002 Signs second tax cut</w:t>
-        <w:br/>
-        <w:t xml:space="preserve">     - 9. March 19, 2003 Iraq war starts</w:t>
-        <w:br/>
-        <w:t xml:space="preserve">     - 10. April 4, 2003 Baghdad falls</w:t>
-        <w:br/>
-        <w:t xml:space="preserve">     - 11. May 28, 2003 Signs $350 billion tax cut, the third of his presidency</w:t>
-        <w:br/>
-        <w:t xml:space="preserve">     - 12. Oct. 2, 2003 Report says no weapons of mass destruction in Iraq</w:t>
-        <w:br/>
-        <w:t xml:space="preserve">     - 13. Dec. 8, 2003 Signs Medicare bill with prescription drug benefits</w:t>
-        <w:br/>
-        <w:t xml:space="preserve">     - 14. Dec. 13, 2003 Saddam Hussein captured</w:t>
-        <w:br/>
-        <w:t xml:space="preserve">     - 15. April 2004 Photographs of prisoner abuse at Abu Ghraib prison surface</w:t>
-        <w:br/>
-        <w:t xml:space="preserve">     - 16. June 28, 2004 U.S. transfers sovereignty of Iraq to Iraqis</w:t>
-        <w:br/>
-        <w:t xml:space="preserve">     - 17. Aug. 26, 2004 Census Bureau reports 35.8 million people living in poverty in 2003, an increase of 1.3 million over 2002. Also, 45 million people lacked health insurance, an increase of 1.5 million</w:t>
-        <w:br/>
-        <w:t xml:space="preserve">     - 18. Sept. 6, 2004 Record deficit of $422 billion projected</w:t>
-        <w:br/>
-        <w:t xml:space="preserve">     - 19. Sept. 7, 2004 Number of U.S. troops who have died in Iraq passes 1,000</w:t>
-        <w:br/>
-        <w:t xml:space="preserve">     - 20. Oct. 4, 2004 Signs fourth tax cut, extending $145 billion worth of cuts</w:t>
-        <w:br/>
-        <w:t xml:space="preserve">     - 21. Oct. 8, 2004 Bureau of Labor Statistics reports 96,000 private sector jobs created in September, which is a net loss of 821,000 jobs during Bush's term</w:t>
-        <w:br/>
-        <w:t xml:space="preserve">     - 22. Oct. 9, 2004 Afghanistan holds presidential   election</w:t>
-        <w:br/>
-        <w:t>Bush's legislative accomplishments</w:t>
-        <w:br/>
-        <w:t xml:space="preserve">     Patriot Act: Moved quickly through Congress in the weeks after Sept. 11, 2001; the law granted sweeping powers to law enforcement officials to investigate and prosecute terrorists. Elements of the law have been struck down in court.</w:t>
-        <w:br/>
-        <w:t xml:space="preserve">     Airport security/airline aid: Within days of 9/11, Congress approved subsidies to help major airlines stay in business. Two months later, Bush signed a law that replaced low-paid, marginally trained airport security workers with federal employees.</w:t>
-        <w:br/>
-        <w:t xml:space="preserve">     Homeland Security Department: Bush initially resisted the idea of a Cabinet-level department to coordinate efforts against domestic terrorism, but he reversed course. The law brought all or part of 22 federal agencies under the new secretary, former Pennsylvania Gov. Tom Ridge.</w:t>
-        <w:br/>
-        <w:t xml:space="preserve">     Fast-track trade authority: Bush, who strongly supports international free trade, won back the authority that previous presidents enjoyed, to force an up or down vote on international trade deals without subjecting them to the amendment process. The authority had lapsed in 1994.</w:t>
-        <w:br/>
-        <w:t xml:space="preserve">     Ban on late-term abortion procedure: Bush supported and signed a law that would ban the late-term abortion procedure that its opponents call "partial birth abortion." But the law has been struck down by federal courts in Nebraska, California and New York. The administration is appealing the rulings.</w:t>
-        <w:br/>
-        <w:t xml:space="preserve">     Fight against AIDS abroad: In his 2003 State of the Union address, Bush called for a five-year, $15 billion program to fight AIDS globally. The first $2.4 billion was appropriated for 2004.</w:t>
-        <w:br/>
-        <w:t xml:space="preserve">     Still working on:</w:t>
-        <w:br/>
-        <w:t xml:space="preserve">     Social Security: In 2000, Bush ran on the idea of partially privatizing Social Security. As president, he appointed a commission, but has never put out a plan or backed a bill to create private accounts. He's running on the idea again this year, but it's not a centerpiece of his campaign.</w:t>
-        <w:br/>
-        <w:t xml:space="preserve">     School vouchers: Candidate Bush favored introducing vouchers in public school finance, so that families could use public dollars to send their kids to private or parochial schools. He backed off the idea in order to get the No Child Left Behind law through Congress.</w:t>
-        <w:br/>
-        <w:t>PRESIDENT BUSH QUOTES</w:t>
-        <w:br/>
-        <w:t>"This is my solemn pledge: I will work to build a single nation of justice and opportunity. I know this is in our reach bacause we are guided by a power larger than ourselves who creates us equal in His image."</w:t>
-        <w:br/>
-        <w:t>- President Bush, inaugural address, January 2001</w:t>
-        <w:br/>
-        <w:t>"Some governments will be timid in the face of terror. And make no mistake about it: If they do not act, America will."</w:t>
-        <w:br/>
-        <w:t>- President Bush, State of the Union address, January 2002.</w:t>
-        <w:br/>
-        <w:t>"The tax reductions you passed are set to expire … What Congress has given, the Congress should not take away. For the sake of job growth, the tax cuts you passed should be permanent."</w:t>
-        <w:br/>
-        <w:t>- President Bush, State of the Union address, January 2004.</w:t>
-        <w:br/>
-        <w:t>"Trusting in the sanity and restraint of Saddam Hussein is not a strategy, and it is not an option."</w:t>
-        <w:br/>
-        <w:t>- President Bush, State of the Union address, January 2003.</w:t>
-        <w:br/>
-        <w:br/>
-        <w:t>Graphic</w:t>
-        <w:br/>
-        <w:br/>
-        <w:t xml:space="preserve"> </w:t>
-        <w:br/>
-        <w:t>CHART; PHOTO</w:t>
+        <w:t>J. Patrick Coolican · 651-925-5042</w:t>
       </w:r>
     </w:p>
     <w:sectPr>
